--- a/files/b4/r3.docx
+++ b/files/b4/r3.docx
@@ -4,206 +4,98 @@
   <w:body>
     <w:p>
       <w:pPr>
-        <w:rPr>
-          <w:sz w:val="30"/>
-          <w:szCs w:val="30"/>
-        </w:rPr>
-      </w:pPr>
-      <w:r>
-        <w:rPr>
-          <w:sz w:val="30"/>
-          <w:szCs w:val="30"/>
-          <w:rtl w:val="0"/>
-        </w:rPr>
-        <w:t xml:space="preserve">От Полины каждому из авторов</w:t>
-      </w:r>
-    </w:p>
-    <w:p>
-      <w:pPr>
-        <w:rPr>
-          <w:sz w:val="24"/>
-          <w:szCs w:val="24"/>
-        </w:rPr>
-      </w:pPr>
-      <w:r>
-        <w:rPr>
-          <w:sz w:val="24"/>
-          <w:szCs w:val="24"/>
-          <w:rtl w:val="0"/>
-        </w:rPr>
-        <w:t xml:space="preserve"> </w:t>
-      </w:r>
-    </w:p>
-    <w:p>
-      <w:pPr>
-        <w:ind w:firstLine="700"/>
-        <w:jc w:val="both"/>
-        <w:rPr>
-          <w:sz w:val="28"/>
-          <w:szCs w:val="28"/>
-        </w:rPr>
-      </w:pPr>
-      <w:r>
-        <w:rPr>
-          <w:sz w:val="28"/>
-          <w:szCs w:val="28"/>
-          <w:rtl w:val="0"/>
-        </w:rPr>
-        <w:t xml:space="preserve">В попытке сориентироваться в поле содержания всех опубликованных текстов, каждый из которых по-своему тронул меня (где-то степенью рефлексивности, где-то своей искренностью, где-то – выходом на новые неожиданные темы), я попробовала построить тематическое поле поднимаемых в текстах проблем. Два дня читала, переживала, думала и пробовала собрать содержание так, чтобы получилось «поле», по которому можно ходить и обнаруживать неожиданности. </w:t>
-      </w:r>
-    </w:p>
-    <w:p>
-      <w:pPr>
-        <w:ind w:firstLine="700"/>
-        <w:jc w:val="both"/>
-        <w:rPr>
-          <w:sz w:val="28"/>
-          <w:szCs w:val="28"/>
-        </w:rPr>
-      </w:pPr>
-      <w:r>
-        <w:rPr>
-          <w:sz w:val="28"/>
-          <w:szCs w:val="28"/>
-          <w:rtl w:val="0"/>
-        </w:rPr>
-        <w:t xml:space="preserve">Первая неожиданность случилась со мной, когда при разных попытках нанесения тем на бумагу сквозь них вдруг стал просвечивать октакль (или «крестострел») – что ни делай, а темы выстраиваются вокруг него и всё тут. Для любопытных – гляньте, это очень древний и мощный символ (к вопросу о символизации).</w:t>
-      </w:r>
-    </w:p>
-    <w:p>
-      <w:pPr>
-        <w:ind w:firstLine="700"/>
-        <w:jc w:val="both"/>
-        <w:rPr>
-          <w:sz w:val="28"/>
-          <w:szCs w:val="28"/>
-        </w:rPr>
-      </w:pPr>
-      <w:r>
-        <w:rPr>
-          <w:sz w:val="28"/>
-          <w:szCs w:val="28"/>
-          <w:rtl w:val="0"/>
-        </w:rPr>
-        <w:t xml:space="preserve">Итак, к письму прилагаю получившуюся «карту». Она – игровой предмет, прошу к нему так и отнестись и поиграться с ним: что из него видно? Получается ли найти себя? Какие области карты цепляют больше всего и заставляют задуматься? Если долго по ней бродить с остановками – что чувствуете? Какие мысли возникают? Чего на ней нет?</w:t>
-      </w:r>
-    </w:p>
-    <w:p>
-      <w:pPr>
-        <w:ind w:firstLine="700"/>
-        <w:jc w:val="both"/>
-        <w:rPr>
-          <w:sz w:val="28"/>
-          <w:szCs w:val="28"/>
-        </w:rPr>
-      </w:pPr>
-      <w:r>
-        <w:rPr>
-          <w:sz w:val="28"/>
-          <w:szCs w:val="28"/>
-          <w:rtl w:val="0"/>
-        </w:rPr>
-        <w:t xml:space="preserve"> </w:t>
-      </w:r>
-    </w:p>
-    <w:p>
-      <w:pPr>
-        <w:ind w:firstLine="700"/>
-        <w:jc w:val="both"/>
-        <w:rPr>
-          <w:sz w:val="28"/>
-          <w:szCs w:val="28"/>
-        </w:rPr>
-      </w:pPr>
-      <w:r>
-        <w:rPr>
-          <w:sz w:val="28"/>
-          <w:szCs w:val="28"/>
-          <w:rtl w:val="0"/>
-        </w:rPr>
-        <w:t xml:space="preserve">P.S.: Первые варианты прорисовки карты делала так, что авторы у меня были помечены в напряжении между темами. А потом, посмотрев на такой вариант рисования, поняла, что он мне не нравится. Потому что словно бы «приклеивает» автора к определенному набору тем. А хочется, чтобы карта сохраняла возможность подвижности – помните карту Мародёров из Гарри Поттера?))) На ней было видно, кто куда движется – вот это-то и любопытно! Кого куда потянет и кто где захочет остаться.</w:t>
-      </w:r>
-    </w:p>
-    <w:p>
-      <w:pPr>
-        <w:ind w:firstLine="700"/>
-        <w:jc w:val="both"/>
-        <w:rPr>
-          <w:sz w:val="28"/>
-          <w:szCs w:val="28"/>
-        </w:rPr>
-      </w:pPr>
-      <w:r>
-        <w:rPr>
-          <w:i w:val="1"/>
-          <w:iCs w:val="1"/>
-          <w:sz w:val="28"/>
-          <w:szCs w:val="28"/>
-          <w:rtl w:val="0"/>
-        </w:rPr>
-        <w:t xml:space="preserve">Торжественно клянусь, что замышляю шалость и только шалость! </w:t>
-      </w:r>
-      <w:r>
-        <w:rPr>
-          <w:sz w:val="28"/>
-          <w:szCs w:val="28"/>
-          <w:rtl w:val="0"/>
-        </w:rPr>
-        <w:t xml:space="preserve">J</w:t>
-      </w:r>
-    </w:p>
-    <w:p>
-      <w:pPr>
-        <w:ind w:firstLine="700"/>
-        <w:jc w:val="both"/>
-        <w:rPr>
-          <w:sz w:val="28"/>
-          <w:szCs w:val="28"/>
-        </w:rPr>
-      </w:pPr>
-      <w:r>
-        <w:rPr>
-          <w:sz w:val="28"/>
-          <w:szCs w:val="28"/>
-          <w:rtl w:val="0"/>
-        </w:rPr>
-        <w:t xml:space="preserve"> </w:t>
-      </w:r>
-    </w:p>
-    <w:p>
-      <w:pPr>
-        <w:ind w:firstLine="700"/>
-        <w:jc w:val="both"/>
-        <w:rPr>
-          <w:sz w:val="28"/>
-          <w:szCs w:val="28"/>
-        </w:rPr>
-      </w:pPr>
-      <w:r>
-        <w:rPr>
-          <w:sz w:val="28"/>
-          <w:szCs w:val="28"/>
-          <w:rtl w:val="0"/>
-        </w:rPr>
-        <w:t xml:space="preserve">Приглашаю в игру) </w:t>
-      </w:r>
-    </w:p>
-    <w:p>
-      <w:pPr>
-        <w:ind w:firstLine="700"/>
-        <w:jc w:val="both"/>
-        <w:rPr>
-          <w:sz w:val="28"/>
-          <w:szCs w:val="28"/>
-        </w:rPr>
-      </w:pPr>
-      <w:r>
-        <w:rPr>
-          <w:sz w:val="28"/>
-          <w:szCs w:val="28"/>
-          <w:rtl w:val="0"/>
-        </w:rPr>
-        <w:t xml:space="preserve"> </w:t>
+        <w:spacing w:after="240" w:before="240" w:lineRule="auto"/>
+        <w:rPr/>
+      </w:pPr>
+      <w:r>
+        <w:rPr>
+          <w:rtl w:val="0"/>
+        </w:rPr>
+        <w:t xml:space="preserve">Василий привет! 👋 </w:t>
+      </w:r>
+    </w:p>
+    <w:p>
+      <w:pPr>
+        <w:spacing w:after="240" w:before="240" w:lineRule="auto"/>
+        <w:rPr/>
+      </w:pPr>
+      <w:r>
+        <w:rPr>
+          <w:rtl w:val="0"/>
+        </w:rPr>
+        <w:t xml:space="preserve">Очень рад встрече  с тобой как с отцом,  не часто в жизни такие отцовские встречи случаются )</w:t>
+      </w:r>
+    </w:p>
+    <w:p>
+      <w:pPr>
+        <w:spacing w:after="240" w:before="240" w:lineRule="auto"/>
+        <w:rPr/>
+      </w:pPr>
+      <w:r>
+        <w:rPr>
+          <w:rtl w:val="0"/>
+        </w:rPr>
+        <w:t xml:space="preserve">Кажется, я задал слишком серьезный и озабоченный тон в своем тексте, очень рекомендую почитать ответ Юлии мне, с вопросом о подлинности родительства )</w:t>
+      </w:r>
+    </w:p>
+    <w:p>
+      <w:pPr>
+        <w:spacing w:after="240" w:before="240" w:lineRule="auto"/>
+        <w:rPr/>
+      </w:pPr>
+      <w:r>
+        <w:rPr>
+          <w:rtl w:val="0"/>
+        </w:rPr>
+        <w:t xml:space="preserve">Про твою заботу и размышления о том, как и когда соприкасаться с детьми интеллектуально… </w:t>
+      </w:r>
+    </w:p>
+    <w:p>
+      <w:pPr>
+        <w:spacing w:after="240" w:before="240" w:lineRule="auto"/>
+        <w:rPr/>
+      </w:pPr>
+      <w:r>
+        <w:rPr>
+          <w:rtl w:val="0"/>
+        </w:rPr>
+        <w:t xml:space="preserve">кажется, техника подлинного желания может оказаться  избыточна для детей: их живое самодвижущееся начало бывает сильнО и наполнено, чтобы пробиваться в жизни, здесь, наверно, важно, не сбить их подлинное внешними формами? Но наверно в определенный момент, с какого-то (возраста? Этапа взросления? Периода Зрелости? Это точно задается не годами и не периодизацией, и не метафорой созревания, но слов не хватает ;) это может стать здоровской темой для увлекательных разговоров и совместных размышлений: о вещах, которые нами движут и позволяют свершать, обсуждений что важно им и что их тянет и воодушевляет… живых рассказов о великих людях и о том, чем они были движимы, о собственных попытках, об удачах и неудачах на пути к собственному, о стремлениях и чаяниях</w:t>
+      </w:r>
+    </w:p>
+    <w:p>
+      <w:pPr>
+        <w:spacing w:after="240" w:before="240" w:lineRule="auto"/>
+        <w:rPr/>
+      </w:pPr>
+      <w:r>
+        <w:rPr>
+          <w:rtl w:val="0"/>
+        </w:rPr>
+        <w:t xml:space="preserve">Про рассказы о твоем опыте, здесь наверно  важно не передать знания о ризоме, схематизации, они ведь бесполезны, а где-то могут навредить? </w:t>
+      </w:r>
+    </w:p>
+    <w:p>
+      <w:pPr>
+        <w:spacing w:after="240" w:before="240" w:lineRule="auto"/>
+        <w:rPr/>
+      </w:pPr>
+      <w:r>
+        <w:rPr>
+          <w:rtl w:val="0"/>
+        </w:rPr>
+        <w:t xml:space="preserve">Мне кажется, чувствительность к детским ситуациям, в которых они оказываются, сочувствие и забота могут нам подсказать, что им могло бы оказаться уместным а что  - избыточным из наших интеллектуальных практик</w:t>
+      </w:r>
+    </w:p>
+    <w:p>
+      <w:pPr>
+        <w:spacing w:after="240" w:before="240" w:lineRule="auto"/>
+        <w:rPr/>
+      </w:pPr>
+      <w:r>
+        <w:rPr>
+          <w:rtl w:val="0"/>
+        </w:rPr>
+        <w:t xml:space="preserve">Ты прав, оболочки мне тоже очень не хватает и, конечно, надо придумать / сорганизовать форму/место, в которой подлинное отцовство/родительство могло бы жить и разворачиваться, где можно было бы вместе обсуждать/проживать/рефлектировать/проектировать, делиться опытом. Возможно, совместными усилиями с Полиной, с тобой и другими родителями, нам вместе удастся перезапустить родлаб? )</w:t>
       </w:r>
     </w:p>
     <w:p>
